--- a/.doc/Каневега ТЗ.docx
+++ b/.doc/Каневега ТЗ.docx
@@ -518,7 +518,49 @@
               <w:rPr>
                 <w:color w:val="0F1115"/>
               </w:rPr>
-              <w:t>Алгоритм должен функционировать в симуляционной среде (CoppeliaSim, MUR Simulator или аналогичной) и обрабатывать видеопоток с бортовых камер АНПА</w:t>
+              <w:t xml:space="preserve">Алгоритм должен функционировать в </w:t>
+            </w:r>
+            <w:proofErr w:type="spellStart"/>
+            <w:r>
+              <w:rPr>
+                <w:color w:val="0F1115"/>
+              </w:rPr>
+              <w:t>симуляционной</w:t>
+            </w:r>
+            <w:proofErr w:type="spellEnd"/>
+            <w:r>
+              <w:rPr>
+                <w:color w:val="0F1115"/>
+              </w:rPr>
+              <w:t xml:space="preserve"> среде (</w:t>
+            </w:r>
+            <w:proofErr w:type="spellStart"/>
+            <w:r>
+              <w:rPr>
+                <w:color w:val="0F1115"/>
+              </w:rPr>
+              <w:t>CoppeliaSim</w:t>
+            </w:r>
+            <w:proofErr w:type="spellEnd"/>
+            <w:r>
+              <w:rPr>
+                <w:color w:val="0F1115"/>
+              </w:rPr>
+              <w:t xml:space="preserve">, MUR </w:t>
+            </w:r>
+            <w:proofErr w:type="spellStart"/>
+            <w:r>
+              <w:rPr>
+                <w:color w:val="0F1115"/>
+              </w:rPr>
+              <w:t>Simulator</w:t>
+            </w:r>
+            <w:proofErr w:type="spellEnd"/>
+            <w:r>
+              <w:rPr>
+                <w:color w:val="0F1115"/>
+              </w:rPr>
+              <w:t xml:space="preserve"> или аналогичной) и обрабатывать видеопоток с бортовых камер АНПА</w:t>
             </w:r>
           </w:p>
         </w:tc>
@@ -544,7 +586,35 @@
               <w:rPr>
                 <w:color w:val="0F1115"/>
               </w:rPr>
-              <w:t>Разработка ведется на языке Python с использованием фреймворков машинного обучения (PyTorch / TensorFlow) и библиотек компьютерного зрения.</w:t>
+              <w:t>Разработка ведется на языке Python с использованием фреймворков машинного обучения (</w:t>
+            </w:r>
+            <w:proofErr w:type="spellStart"/>
+            <w:r>
+              <w:rPr>
+                <w:color w:val="0F1115"/>
+              </w:rPr>
+              <w:t>PyTorch</w:t>
+            </w:r>
+            <w:proofErr w:type="spellEnd"/>
+            <w:r>
+              <w:rPr>
+                <w:color w:val="0F1115"/>
+              </w:rPr>
+              <w:t xml:space="preserve"> / </w:t>
+            </w:r>
+            <w:proofErr w:type="spellStart"/>
+            <w:r>
+              <w:rPr>
+                <w:color w:val="0F1115"/>
+              </w:rPr>
+              <w:t>TensorFlow</w:t>
+            </w:r>
+            <w:proofErr w:type="spellEnd"/>
+            <w:r>
+              <w:rPr>
+                <w:color w:val="0F1115"/>
+              </w:rPr>
+              <w:t>) и библиотек компьютерного зрения.</w:t>
             </w:r>
           </w:p>
         </w:tc>
@@ -570,8 +640,16 @@
               <w:rPr>
                 <w:color w:val="0F1115"/>
               </w:rPr>
-              <w:t>Алгоритм должен работать в режиме, приближенном к реальному времени (обработка не менее 5-10 кадров в секунду) .</w:t>
-            </w:r>
+              <w:t>Алгоритм должен работать в режиме, приближенном к реальному времени (обработка не менее 5-10 кадров в секунду</w:t>
+            </w:r>
+            <w:proofErr w:type="gramStart"/>
+            <w:r>
+              <w:rPr>
+                <w:color w:val="0F1115"/>
+              </w:rPr>
+              <w:t>) .</w:t>
+            </w:r>
+            <w:proofErr w:type="gramEnd"/>
           </w:p>
         </w:tc>
       </w:tr>
@@ -619,7 +697,77 @@
               <w:rPr>
                 <w:color w:val="0F1115"/>
               </w:rPr>
-              <w:t>Для обучения и тестирования алгоритма допускается использование открытых датасетов (SubPipe, UPEdge, Cooperamos pipes) либо генерация синтетических данных в симуляторе.</w:t>
+              <w:t xml:space="preserve">Для обучения и тестирования алгоритма допускается использование открытых </w:t>
+            </w:r>
+            <w:proofErr w:type="spellStart"/>
+            <w:r>
+              <w:rPr>
+                <w:color w:val="0F1115"/>
+              </w:rPr>
+              <w:t>датасетов</w:t>
+            </w:r>
+            <w:proofErr w:type="spellEnd"/>
+            <w:r>
+              <w:rPr>
+                <w:color w:val="0F1115"/>
+              </w:rPr>
+              <w:t xml:space="preserve"> (</w:t>
+            </w:r>
+            <w:proofErr w:type="spellStart"/>
+            <w:r>
+              <w:rPr>
+                <w:color w:val="0F1115"/>
+              </w:rPr>
+              <w:t>SubPipe</w:t>
+            </w:r>
+            <w:proofErr w:type="spellEnd"/>
+            <w:r>
+              <w:rPr>
+                <w:color w:val="0F1115"/>
+              </w:rPr>
+              <w:t xml:space="preserve">, </w:t>
+            </w:r>
+            <w:proofErr w:type="spellStart"/>
+            <w:r>
+              <w:rPr>
+                <w:color w:val="0F1115"/>
+              </w:rPr>
+              <w:t>UPEdge</w:t>
+            </w:r>
+            <w:proofErr w:type="spellEnd"/>
+            <w:r>
+              <w:rPr>
+                <w:color w:val="0F1115"/>
+              </w:rPr>
+              <w:t xml:space="preserve">, </w:t>
+            </w:r>
+            <w:proofErr w:type="spellStart"/>
+            <w:r>
+              <w:rPr>
+                <w:color w:val="0F1115"/>
+              </w:rPr>
+              <w:t>Cooperamos</w:t>
+            </w:r>
+            <w:proofErr w:type="spellEnd"/>
+            <w:r>
+              <w:rPr>
+                <w:color w:val="0F1115"/>
+              </w:rPr>
+              <w:t xml:space="preserve"> </w:t>
+            </w:r>
+            <w:proofErr w:type="spellStart"/>
+            <w:r>
+              <w:rPr>
+                <w:color w:val="0F1115"/>
+              </w:rPr>
+              <w:t>pipes</w:t>
+            </w:r>
+            <w:proofErr w:type="spellEnd"/>
+            <w:r>
+              <w:rPr>
+                <w:color w:val="0F1115"/>
+              </w:rPr>
+              <w:t>) либо генерация синтетических данных в симуляторе.</w:t>
             </w:r>
           </w:p>
         </w:tc>
@@ -744,7 +892,35 @@
               <w:rPr>
                 <w:color w:val="0F1115"/>
               </w:rPr>
-              <w:t>Реализация алгоритма детекции на основе современных нейросетевых архитектур (YOLO, SegFormer, DeepLabV3+ или специализированных сетей).</w:t>
+              <w:t xml:space="preserve">Реализация алгоритма детекции на основе современных </w:t>
+            </w:r>
+            <w:proofErr w:type="spellStart"/>
+            <w:r>
+              <w:rPr>
+                <w:color w:val="0F1115"/>
+              </w:rPr>
+              <w:t>нейросетевых</w:t>
+            </w:r>
+            <w:proofErr w:type="spellEnd"/>
+            <w:r>
+              <w:rPr>
+                <w:color w:val="0F1115"/>
+              </w:rPr>
+              <w:t xml:space="preserve"> архитектур (YOLO, </w:t>
+            </w:r>
+            <w:proofErr w:type="spellStart"/>
+            <w:r>
+              <w:rPr>
+                <w:color w:val="0F1115"/>
+              </w:rPr>
+              <w:t>SegFormer</w:t>
+            </w:r>
+            <w:proofErr w:type="spellEnd"/>
+            <w:r>
+              <w:rPr>
+                <w:color w:val="0F1115"/>
+              </w:rPr>
+              <w:t>, DeepLabV3+ или специализированных сетей).</w:t>
             </w:r>
           </w:p>
           <w:p>
@@ -778,8 +954,16 @@
               <w:rPr>
                 <w:color w:val="0F1115"/>
               </w:rPr>
-              <w:t>Целевая точность обнаружения: не менее 85-90% на тестовых данных .</w:t>
-            </w:r>
+              <w:t xml:space="preserve">Целевая точность обнаружения: не менее 85-90% на тестовых </w:t>
+            </w:r>
+            <w:proofErr w:type="gramStart"/>
+            <w:r>
+              <w:rPr>
+                <w:color w:val="0F1115"/>
+              </w:rPr>
+              <w:t>данных .</w:t>
+            </w:r>
+            <w:proofErr w:type="gramEnd"/>
           </w:p>
         </w:tc>
       </w:tr>
@@ -969,8 +1153,16 @@
               <w:rPr>
                 <w:color w:val="0F1115"/>
               </w:rPr>
-              <w:t>Актуальность автоматического обнаружения подводных трубопроводов для задач инспекции и обслуживания .</w:t>
-            </w:r>
+              <w:t xml:space="preserve">Актуальность автоматического обнаружения подводных трубопроводов для задач инспекции и </w:t>
+            </w:r>
+            <w:proofErr w:type="gramStart"/>
+            <w:r>
+              <w:rPr>
+                <w:color w:val="0F1115"/>
+              </w:rPr>
+              <w:t>обслуживания .</w:t>
+            </w:r>
+            <w:proofErr w:type="gramEnd"/>
           </w:p>
         </w:tc>
       </w:tr>
@@ -1274,7 +1466,23 @@
                     <w:rFonts w:eastAsia="Gungsuh"/>
                     <w:color w:val="0F1115"/>
                   </w:rPr>
-                  <w:t>Архитектура алгоритма и схема взаимодействия модулей (загрузка кадра из симулятора → предобработка → нейросетевая модель → постобработка → визуализация результатов) – Чертеж, формат А4.</w:t>
+                  <w:t xml:space="preserve">Архитектура алгоритма и схема взаимодействия модулей (загрузка кадра → предобработка → </w:t>
+                </w:r>
+                <w:proofErr w:type="spellStart"/>
+                <w:r>
+                  <w:rPr>
+                    <w:rFonts w:eastAsia="Gungsuh"/>
+                    <w:color w:val="0F1115"/>
+                  </w:rPr>
+                  <w:t>нейросетевая</w:t>
+                </w:r>
+                <w:proofErr w:type="spellEnd"/>
+                <w:r>
+                  <w:rPr>
+                    <w:rFonts w:eastAsia="Gungsuh"/>
+                    <w:color w:val="0F1115"/>
+                  </w:rPr>
+                  <w:t xml:space="preserve"> модель → постобработка → визуализация результатов) – Чертеж, формат А4.</w:t>
                 </w:r>
               </w:sdtContent>
             </w:sdt>
@@ -1300,7 +1508,21 @@
               <w:rPr>
                 <w:color w:val="0F1115"/>
               </w:rPr>
-              <w:t>Структура нейросетевой модели обнаружения (архитектура выбранной модели с указанием слоев, входных и выходных параметров) – Чертеж, формат А4.</w:t>
+              <w:t xml:space="preserve">Структура </w:t>
+            </w:r>
+            <w:proofErr w:type="spellStart"/>
+            <w:r>
+              <w:rPr>
+                <w:color w:val="0F1115"/>
+              </w:rPr>
+              <w:t>нейросетевой</w:t>
+            </w:r>
+            <w:proofErr w:type="spellEnd"/>
+            <w:r>
+              <w:rPr>
+                <w:color w:val="0F1115"/>
+              </w:rPr>
+              <w:t xml:space="preserve"> модели обнаружения (архитектура выбранной модели с указанием слоев, входных и выходных параметров) – Чертеж, формат А4.</w:t>
             </w:r>
           </w:p>
         </w:tc>
@@ -1324,7 +1546,35 @@
               <w:rPr>
                 <w:color w:val="0F1115"/>
               </w:rPr>
-              <w:t>Результаты обучения модели (графики точности и потерь на обучающей и валидационной выборках, матрица ошибок, сравнительная таблица с baseline-методами) – Плакат, формат А4.</w:t>
+              <w:t xml:space="preserve">Результаты обучения модели (графики точности и потерь на обучающей и </w:t>
+            </w:r>
+            <w:proofErr w:type="spellStart"/>
+            <w:r>
+              <w:rPr>
+                <w:color w:val="0F1115"/>
+              </w:rPr>
+              <w:t>валидационной</w:t>
+            </w:r>
+            <w:proofErr w:type="spellEnd"/>
+            <w:r>
+              <w:rPr>
+                <w:color w:val="0F1115"/>
+              </w:rPr>
+              <w:t xml:space="preserve"> выборках, матрица ошибок, сравнительная таблица с </w:t>
+            </w:r>
+            <w:proofErr w:type="spellStart"/>
+            <w:r>
+              <w:rPr>
+                <w:color w:val="0F1115"/>
+              </w:rPr>
+              <w:t>baseline</w:t>
+            </w:r>
+            <w:proofErr w:type="spellEnd"/>
+            <w:r>
+              <w:rPr>
+                <w:color w:val="0F1115"/>
+              </w:rPr>
+              <w:t>-методами) – Плакат, формат А4.</w:t>
             </w:r>
           </w:p>
         </w:tc>
@@ -1348,7 +1598,7 @@
               <w:rPr>
                 <w:color w:val="0F1115"/>
               </w:rPr>
-              <w:t>Демонстрация работы алгоритма в симуляторе (скриншоты видеопотока с наложенными результатами детекции для различных сцен: хорошая видимость, заиливание, сложный фон, частичное перекрытие) – Плакат, формат А4.</w:t>
+              <w:t>Демонстрация работы алгоритма в симуляторе (скриншоты видеопотока с наложенными результатами детекции) – Плакат, формат А4.</w:t>
             </w:r>
           </w:p>
         </w:tc>
@@ -1503,7 +1753,15 @@
           </w:tcPr>
           <w:p>
             <w:r>
-              <w:t xml:space="preserve">    Раздел 1:                       16.02.2026  – 05.03:2026    20%</w:t>
+              <w:t xml:space="preserve">    Раздел </w:t>
+            </w:r>
+            <w:proofErr w:type="gramStart"/>
+            <w:r>
+              <w:t xml:space="preserve">1:   </w:t>
+            </w:r>
+            <w:proofErr w:type="gramEnd"/>
+            <w:r>
+              <w:t xml:space="preserve">                    16.02.2026  – 05.03:2026    20%</w:t>
             </w:r>
           </w:p>
         </w:tc>
@@ -1521,7 +1779,15 @@
           </w:tcPr>
           <w:p>
             <w:r>
-              <w:t xml:space="preserve">    Раздел 2:                       06.03.2026  – 31.03:2026    45%</w:t>
+              <w:t xml:space="preserve">    Раздел </w:t>
+            </w:r>
+            <w:proofErr w:type="gramStart"/>
+            <w:r>
+              <w:t xml:space="preserve">2:   </w:t>
+            </w:r>
+            <w:proofErr w:type="gramEnd"/>
+            <w:r>
+              <w:t xml:space="preserve">                    06.03.2026  – 31.03:2026    45%</w:t>
             </w:r>
           </w:p>
         </w:tc>
@@ -1539,7 +1805,15 @@
           </w:tcPr>
           <w:p>
             <w:r>
-              <w:t xml:space="preserve">    Раздел 3:                       01.04.2026  – 13.04:2026    15%</w:t>
+              <w:t xml:space="preserve">    Раздел </w:t>
+            </w:r>
+            <w:proofErr w:type="gramStart"/>
+            <w:r>
+              <w:t xml:space="preserve">3:   </w:t>
+            </w:r>
+            <w:proofErr w:type="gramEnd"/>
+            <w:r>
+              <w:t xml:space="preserve">                    01.04.2026  – 13.04:2026    15%</w:t>
             </w:r>
           </w:p>
         </w:tc>
@@ -1557,7 +1831,15 @@
           </w:tcPr>
           <w:p>
             <w:r>
-              <w:t xml:space="preserve">    Заключение:                   14.04.2026  – 19.04.2026:    10%</w:t>
+              <w:t xml:space="preserve">    </w:t>
+            </w:r>
+            <w:proofErr w:type="gramStart"/>
+            <w:r>
+              <w:t xml:space="preserve">Заключение:   </w:t>
+            </w:r>
+            <w:proofErr w:type="gramEnd"/>
+            <w:r>
+              <w:t xml:space="preserve">                14.04.2026  – 19.04.2026:    10%</w:t>
             </w:r>
           </w:p>
         </w:tc>
@@ -1575,7 +1857,15 @@
           </w:tcPr>
           <w:p>
             <w:r>
-              <w:t xml:space="preserve">   Оформление проекта:   20.04.2025  – 01.05.2026:    10%</w:t>
+              <w:t xml:space="preserve">   Оформление </w:t>
+            </w:r>
+            <w:proofErr w:type="gramStart"/>
+            <w:r>
+              <w:t xml:space="preserve">проекта:   </w:t>
+            </w:r>
+            <w:proofErr w:type="gramEnd"/>
+            <w:r>
+              <w:t>20.04.2025  – 01.05.2026:    10%</w:t>
             </w:r>
           </w:p>
         </w:tc>
